--- a/Coding 1 - year/Unit 5 - Functions and Modularity/Daily Lesson Plans/Word/Day 106.docx
+++ b/Coding 1 - year/Unit 5 - Functions and Modularity/Daily Lesson Plans/Word/Day 106.docx
@@ -50,12 +50,15 @@
               </w:rPr>
               <w:t xml:space="preserve">Coding I — Full Year</w:t>
             </w:r>
-          </w:p>
-          <w:p>
-            <w:pPr>
-              <w:spacing w:before="40"/>
-              <w:jc w:val="center"/>
-            </w:pPr>
+            <w:r>
+              <w:rPr>
+                <w:rFonts w:ascii="Arial" w:cs="Arial" w:eastAsia="Arial" w:hAnsi="Arial"/>
+                <w:sz w:val="16"/>
+                <w:szCs w:val="16"/>
+              </w:rPr>
+              <w:br/>
+              <w:t xml:space="preserve"/>
+            </w:r>
             <w:r>
               <w:rPr>
                 <w:rFonts w:ascii="Arial" w:cs="Arial" w:eastAsia="Arial" w:hAnsi="Arial"/>
@@ -83,7 +86,7 @@
           <w:rFonts w:ascii="Arial" w:cs="Arial" w:eastAsia="Arial" w:hAnsi="Arial"/>
           <w:b/>
           <w:bCs/>
-          <w:color w:val="1F3864"/>
+          <w:color w:val="2B5797"/>
           <w:sz w:val="32"/>
           <w:szCs w:val="32"/>
         </w:rPr>
@@ -261,9 +264,9 @@
               <w:right w:val="single" w:color="CCCCCC" w:sz="1"/>
             </w:tcBorders>
             <w:tcMar>
-              <w:top w:type="dxa" w:w="60"/>
+              <w:top w:type="dxa" w:w="80"/>
               <w:left w:type="dxa" w:w="120"/>
-              <w:bottom w:type="dxa" w:w="60"/>
+              <w:bottom w:type="dxa" w:w="80"/>
               <w:right w:type="dxa" w:w="120"/>
             </w:tcMar>
           </w:tcPr>
@@ -290,20 +293,213 @@
               <w:right w:val="single" w:color="CCCCCC" w:sz="1"/>
             </w:tcBorders>
             <w:tcMar>
-              <w:top w:type="dxa" w:w="60"/>
+              <w:top w:type="dxa" w:w="80"/>
               <w:left w:type="dxa" w:w="120"/>
-              <w:bottom w:type="dxa" w:w="60"/>
+              <w:bottom w:type="dxa" w:w="80"/>
               <w:right w:type="dxa" w:w="120"/>
             </w:tcMar>
           </w:tcPr>
           <w:p>
-            <w:r>
-              <w:rPr>
-                <w:rFonts w:ascii="Arial" w:cs="Arial" w:eastAsia="Arial" w:hAnsi="Arial"/>
-                <w:sz w:val="20"/>
-                <w:szCs w:val="20"/>
+            <w:pPr>
+              <w:spacing w:after="80" w:before="80"/>
+            </w:pPr>
+            <w:r>
+              <w:rPr>
+                <w:rFonts w:ascii="Arial" w:cs="Arial" w:eastAsia="Arial" w:hAnsi="Arial"/>
+                <w:b/>
+                <w:bCs/>
+                <w:i w:val="false"/>
+                <w:iCs w:val="false"/>
+                <w:color w:val="000000"/>
+                <w:sz w:val="22"/>
+                <w:szCs w:val="22"/>
               </w:rPr>
               <w:t xml:space="preserve">Bell Ringer / Review</w:t>
+            </w:r>
+            <w:r>
+              <w:rPr>
+                <w:rFonts w:ascii="Arial" w:cs="Arial" w:eastAsia="Arial" w:hAnsi="Arial"/>
+                <w:sz w:val="20"/>
+                <w:szCs w:val="20"/>
+              </w:rPr>
+              <w:br/>
+              <w:t xml:space="preserve"/>
+            </w:r>
+            <w:r>
+              <w:rPr>
+                <w:rFonts w:ascii="Arial" w:cs="Arial" w:eastAsia="Arial" w:hAnsi="Arial"/>
+                <w:sz w:val="20"/>
+                <w:szCs w:val="20"/>
+              </w:rPr>
+              <w:br/>
+              <w:t xml:space="preserve"/>
+            </w:r>
+            <w:r>
+              <w:rPr>
+                <w:rFonts w:ascii="Arial" w:cs="Arial" w:eastAsia="Arial" w:hAnsi="Arial"/>
+                <w:b/>
+                <w:bCs/>
+                <w:i w:val="false"/>
+                <w:iCs w:val="false"/>
+                <w:color w:val="000000"/>
+                <w:sz w:val="20"/>
+                <w:szCs w:val="20"/>
+              </w:rPr>
+              <w:t xml:space="preserve">Quick Write </w:t>
+            </w:r>
+            <w:r>
+              <w:rPr>
+                <w:rFonts w:ascii="Arial" w:cs="Arial" w:eastAsia="Arial" w:hAnsi="Arial"/>
+                <w:b w:val="false"/>
+                <w:bCs w:val="false"/>
+                <w:i w:val="false"/>
+                <w:iCs w:val="false"/>
+                <w:color w:val="000000"/>
+                <w:sz w:val="20"/>
+                <w:szCs w:val="20"/>
+              </w:rPr>
+              <w:t xml:space="preserve">(3 min — written or verbal):</w:t>
+            </w:r>
+            <w:r>
+              <w:rPr>
+                <w:rFonts w:ascii="Arial" w:cs="Arial" w:eastAsia="Arial" w:hAnsi="Arial"/>
+                <w:sz w:val="20"/>
+                <w:szCs w:val="20"/>
+              </w:rPr>
+              <w:br/>
+              <w:t xml:space="preserve"/>
+            </w:r>
+            <w:r>
+              <w:rPr>
+                <w:rFonts w:ascii="Arial" w:cs="Arial" w:eastAsia="Arial" w:hAnsi="Arial"/>
+                <w:b w:val="false"/>
+                <w:bCs w:val="false"/>
+                <w:i w:val="false"/>
+                <w:iCs w:val="false"/>
+                <w:color w:val="000000"/>
+                <w:sz w:val="20"/>
+                <w:szCs w:val="20"/>
+              </w:rPr>
+              <w:t xml:space="preserve">    What do you already know about how to write functions that accept lists as parameters and process list data?</w:t>
+            </w:r>
+            <w:r>
+              <w:rPr>
+                <w:rFonts w:ascii="Arial" w:cs="Arial" w:eastAsia="Arial" w:hAnsi="Arial"/>
+                <w:sz w:val="20"/>
+                <w:szCs w:val="20"/>
+              </w:rPr>
+              <w:br/>
+              <w:t xml:space="preserve"/>
+            </w:r>
+            <w:r>
+              <w:rPr>
+                <w:rFonts w:ascii="Arial" w:cs="Arial" w:eastAsia="Arial" w:hAnsi="Arial"/>
+                <w:sz w:val="20"/>
+                <w:szCs w:val="20"/>
+              </w:rPr>
+              <w:br/>
+              <w:t xml:space="preserve"/>
+            </w:r>
+            <w:r>
+              <w:rPr>
+                <w:rFonts w:ascii="Arial" w:cs="Arial" w:eastAsia="Arial" w:hAnsi="Arial"/>
+                <w:b/>
+                <w:bCs/>
+                <w:i w:val="false"/>
+                <w:iCs w:val="false"/>
+                <w:color w:val="000000"/>
+                <w:sz w:val="20"/>
+                <w:szCs w:val="20"/>
+              </w:rPr>
+              <w:t xml:space="preserve">Vocabulary Preview — </w:t>
+            </w:r>
+            <w:r>
+              <w:rPr>
+                <w:rFonts w:ascii="Arial" w:cs="Arial" w:eastAsia="Arial" w:hAnsi="Arial"/>
+                <w:b w:val="false"/>
+                <w:bCs w:val="false"/>
+                <w:i w:val="false"/>
+                <w:iCs w:val="false"/>
+                <w:color w:val="000000"/>
+                <w:sz w:val="20"/>
+                <w:szCs w:val="20"/>
+              </w:rPr>
+              <w:t xml:space="preserve">terms we'll use today:</w:t>
+            </w:r>
+            <w:r>
+              <w:rPr>
+                <w:rFonts w:ascii="Arial" w:cs="Arial" w:eastAsia="Arial" w:hAnsi="Arial"/>
+                <w:sz w:val="20"/>
+                <w:szCs w:val="20"/>
+              </w:rPr>
+              <w:br/>
+              <w:t xml:space="preserve"/>
+            </w:r>
+            <w:r>
+              <w:rPr>
+                <w:rFonts w:ascii="Arial" w:cs="Arial" w:eastAsia="Arial" w:hAnsi="Arial"/>
+                <w:b w:val="false"/>
+                <w:bCs w:val="false"/>
+                <w:i w:val="false"/>
+                <w:iCs w:val="false"/>
+                <w:color w:val="000000"/>
+                <w:sz w:val="20"/>
+                <w:szCs w:val="20"/>
+              </w:rPr>
+              <w:t xml:space="preserve">    • reference   •   Example   •   Access elements   •   Length   •   Modify   •   Iterate</w:t>
+            </w:r>
+            <w:r>
+              <w:rPr>
+                <w:rFonts w:ascii="Arial" w:cs="Arial" w:eastAsia="Arial" w:hAnsi="Arial"/>
+                <w:sz w:val="20"/>
+                <w:szCs w:val="20"/>
+              </w:rPr>
+              <w:br/>
+              <w:t xml:space="preserve"/>
+            </w:r>
+            <w:r>
+              <w:rPr>
+                <w:rFonts w:ascii="Arial" w:cs="Arial" w:eastAsia="Arial" w:hAnsi="Arial"/>
+                <w:sz w:val="20"/>
+                <w:szCs w:val="20"/>
+              </w:rPr>
+              <w:br/>
+              <w:t xml:space="preserve"/>
+            </w:r>
+            <w:r>
+              <w:rPr>
+                <w:rFonts w:ascii="Arial" w:cs="Arial" w:eastAsia="Arial" w:hAnsi="Arial"/>
+                <w:b w:val="false"/>
+                <w:bCs w:val="false"/>
+                <w:i/>
+                <w:iCs/>
+                <w:color w:val="444444"/>
+                <w:sz w:val="20"/>
+                <w:szCs w:val="20"/>
+              </w:rPr>
+              <w:t xml:space="preserve">Today's Goal: By the end of class you will be able to write functions that accept lists as parameters and process list data.</w:t>
+            </w:r>
+            <w:r>
+              <w:rPr>
+                <w:rFonts w:ascii="Arial" w:cs="Arial" w:eastAsia="Arial" w:hAnsi="Arial"/>
+                <w:sz w:val="20"/>
+                <w:szCs w:val="20"/>
+              </w:rPr>
+              <w:br/>
+              <w:t xml:space="preserve"/>
+            </w:r>
+            <w:r>
+              <w:rPr>
+                <w:rFonts w:ascii="Arial" w:cs="Arial" w:eastAsia="Arial" w:hAnsi="Arial"/>
+                <w:b w:val="false"/>
+                <w:bCs w:val="false"/>
+                <w:i/>
+                <w:iCs/>
+                <w:color w:val="555555"/>
+                <w:sz w:val="20"/>
+                <w:szCs w:val="20"/>
+              </w:rPr>
+              <w:t xml:space="preserve">→ Pair-share your response, then 2–3 students share with the class.</w:t>
             </w:r>
           </w:p>
         </w:tc>
@@ -319,9 +515,9 @@
               <w:right w:val="single" w:color="CCCCCC" w:sz="1"/>
             </w:tcBorders>
             <w:tcMar>
-              <w:top w:type="dxa" w:w="60"/>
+              <w:top w:type="dxa" w:w="80"/>
               <w:left w:type="dxa" w:w="120"/>
-              <w:bottom w:type="dxa" w:w="60"/>
+              <w:bottom w:type="dxa" w:w="80"/>
               <w:right w:type="dxa" w:w="120"/>
             </w:tcMar>
           </w:tcPr>
@@ -348,20 +544,402 @@
               <w:right w:val="single" w:color="CCCCCC" w:sz="1"/>
             </w:tcBorders>
             <w:tcMar>
-              <w:top w:type="dxa" w:w="60"/>
+              <w:top w:type="dxa" w:w="80"/>
               <w:left w:type="dxa" w:w="120"/>
-              <w:bottom w:type="dxa" w:w="60"/>
+              <w:bottom w:type="dxa" w:w="80"/>
               <w:right w:type="dxa" w:w="120"/>
             </w:tcMar>
           </w:tcPr>
           <w:p>
-            <w:r>
-              <w:rPr>
-                <w:rFonts w:ascii="Arial" w:cs="Arial" w:eastAsia="Arial" w:hAnsi="Arial"/>
-                <w:sz w:val="20"/>
-                <w:szCs w:val="20"/>
-              </w:rPr>
-              <w:t xml:space="preserve">Mini Lesson: Functions with Lists — Passing Lists as Arguments</w:t>
+            <w:pPr>
+              <w:spacing w:after="80" w:before="80"/>
+            </w:pPr>
+            <w:r>
+              <w:rPr>
+                <w:rFonts w:ascii="Arial" w:cs="Arial" w:eastAsia="Arial" w:hAnsi="Arial"/>
+                <w:b/>
+                <w:bCs/>
+                <w:i w:val="false"/>
+                <w:iCs w:val="false"/>
+                <w:color w:val="000000"/>
+                <w:sz w:val="22"/>
+                <w:szCs w:val="22"/>
+              </w:rPr>
+              <w:t xml:space="preserve">Mini Lesson: </w:t>
+            </w:r>
+            <w:r>
+              <w:rPr>
+                <w:rFonts w:ascii="Arial" w:cs="Arial" w:eastAsia="Arial" w:hAnsi="Arial"/>
+                <w:b w:val="false"/>
+                <w:bCs w:val="false"/>
+                <w:i w:val="false"/>
+                <w:iCs w:val="false"/>
+                <w:color w:val="000000"/>
+                <w:sz w:val="22"/>
+                <w:szCs w:val="22"/>
+              </w:rPr>
+              <w:t xml:space="preserve">Functions with Lists — Passing Lists as Arguments</w:t>
+            </w:r>
+            <w:r>
+              <w:rPr>
+                <w:rFonts w:ascii="Arial" w:cs="Arial" w:eastAsia="Arial" w:hAnsi="Arial"/>
+                <w:sz w:val="20"/>
+                <w:szCs w:val="20"/>
+              </w:rPr>
+              <w:br/>
+              <w:t xml:space="preserve"/>
+            </w:r>
+            <w:r>
+              <w:rPr>
+                <w:rFonts w:ascii="Arial" w:cs="Arial" w:eastAsia="Arial" w:hAnsi="Arial"/>
+                <w:sz w:val="20"/>
+                <w:szCs w:val="20"/>
+              </w:rPr>
+              <w:br/>
+              <w:t xml:space="preserve"/>
+            </w:r>
+            <w:r>
+              <w:rPr>
+                <w:rFonts w:ascii="Arial" w:cs="Arial" w:eastAsia="Arial" w:hAnsi="Arial"/>
+                <w:b/>
+                <w:bCs/>
+                <w:i/>
+                <w:iCs/>
+                <w:color w:val="000000"/>
+                <w:sz w:val="20"/>
+                <w:szCs w:val="20"/>
+              </w:rPr>
+              <w:t xml:space="preserve">Learning Target: </w:t>
+            </w:r>
+            <w:r>
+              <w:rPr>
+                <w:rFonts w:ascii="Arial" w:cs="Arial" w:eastAsia="Arial" w:hAnsi="Arial"/>
+                <w:b w:val="false"/>
+                <w:bCs w:val="false"/>
+                <w:i/>
+                <w:iCs/>
+                <w:color w:val="333333"/>
+                <w:sz w:val="20"/>
+                <w:szCs w:val="20"/>
+              </w:rPr>
+              <w:t xml:space="preserve">I can write functions that accept lists as parameters and process list data.</w:t>
+            </w:r>
+            <w:r>
+              <w:rPr>
+                <w:rFonts w:ascii="Arial" w:cs="Arial" w:eastAsia="Arial" w:hAnsi="Arial"/>
+                <w:sz w:val="20"/>
+                <w:szCs w:val="20"/>
+              </w:rPr>
+              <w:br/>
+              <w:t xml:space="preserve"/>
+            </w:r>
+            <w:r>
+              <w:rPr>
+                <w:rFonts w:ascii="Arial" w:cs="Arial" w:eastAsia="Arial" w:hAnsi="Arial"/>
+                <w:sz w:val="20"/>
+                <w:szCs w:val="20"/>
+              </w:rPr>
+              <w:br/>
+              <w:t xml:space="preserve"/>
+            </w:r>
+            <w:r>
+              <w:rPr>
+                <w:rFonts w:ascii="Arial" w:cs="Arial" w:eastAsia="Arial" w:hAnsi="Arial"/>
+                <w:b w:val="false"/>
+                <w:bCs w:val="false"/>
+                <w:i w:val="false"/>
+                <w:iCs w:val="false"/>
+                <w:color w:val="000000"/>
+                <w:sz w:val="20"/>
+                <w:szCs w:val="20"/>
+              </w:rPr>
+              <w:t xml:space="preserve">Lists are collections of data. When you pass a list to a function, you're giving that function access to all the data in the list. This is very useful for writing functions that process collections of data.</w:t>
+            </w:r>
+            <w:r>
+              <w:rPr>
+                <w:rFonts w:ascii="Arial" w:cs="Arial" w:eastAsia="Arial" w:hAnsi="Arial"/>
+                <w:sz w:val="20"/>
+                <w:szCs w:val="20"/>
+              </w:rPr>
+              <w:br/>
+              <w:t xml:space="preserve"/>
+            </w:r>
+            <w:r>
+              <w:rPr>
+                <w:rFonts w:ascii="Arial" w:cs="Arial" w:eastAsia="Arial" w:hAnsi="Arial"/>
+                <w:b w:val="false"/>
+                <w:bCs w:val="false"/>
+                <w:i w:val="false"/>
+                <w:iCs w:val="false"/>
+                <w:color w:val="000000"/>
+                <w:sz w:val="20"/>
+                <w:szCs w:val="20"/>
+              </w:rPr>
+              <w:t xml:space="preserve">Here's an important detail: lists are passed by reference, not by value. This means if your function modifies the list, the original list outside the function is also modified. This is different from numbers and strings (which are passed by value). Understand </w:t>
+            </w:r>
+            <w:r>
+              <w:rPr>
+                <w:rFonts w:ascii="Arial" w:cs="Arial" w:eastAsia="Arial" w:hAnsi="Arial"/>
+                <w:sz w:val="20"/>
+                <w:szCs w:val="20"/>
+              </w:rPr>
+              <w:br/>
+              <w:t xml:space="preserve"/>
+            </w:r>
+            <w:r>
+              <w:rPr>
+                <w:rFonts w:ascii="Arial" w:cs="Arial" w:eastAsia="Arial" w:hAnsi="Arial"/>
+                <w:sz w:val="20"/>
+                <w:szCs w:val="20"/>
+              </w:rPr>
+              <w:br/>
+              <w:t xml:space="preserve"/>
+            </w:r>
+            <w:r>
+              <w:rPr>
+                <w:rFonts w:ascii="Arial" w:cs="Arial" w:eastAsia="Arial" w:hAnsi="Arial"/>
+                <w:b/>
+                <w:bCs/>
+                <w:i w:val="false"/>
+                <w:iCs w:val="false"/>
+                <w:color w:val="000000"/>
+                <w:sz w:val="20"/>
+                <w:szCs w:val="20"/>
+              </w:rPr>
+              <w:t xml:space="preserve">Key Concepts:</w:t>
+            </w:r>
+            <w:r>
+              <w:rPr>
+                <w:rFonts w:ascii="Arial" w:cs="Arial" w:eastAsia="Arial" w:hAnsi="Arial"/>
+                <w:sz w:val="20"/>
+                <w:szCs w:val="20"/>
+              </w:rPr>
+              <w:br/>
+              <w:t xml:space="preserve"/>
+            </w:r>
+            <w:r>
+              <w:rPr>
+                <w:rFonts w:ascii="Arial" w:cs="Arial" w:eastAsia="Arial" w:hAnsi="Arial"/>
+                <w:b w:val="false"/>
+                <w:bCs w:val="false"/>
+                <w:i w:val="false"/>
+                <w:iCs w:val="false"/>
+                <w:color w:val="000000"/>
+                <w:sz w:val="20"/>
+                <w:szCs w:val="20"/>
+              </w:rPr>
+              <w:t xml:space="preserve">    • Access elements — my_list[0], my_list[-1]</w:t>
+            </w:r>
+            <w:r>
+              <w:rPr>
+                <w:rFonts w:ascii="Arial" w:cs="Arial" w:eastAsia="Arial" w:hAnsi="Arial"/>
+                <w:sz w:val="20"/>
+                <w:szCs w:val="20"/>
+              </w:rPr>
+              <w:br/>
+              <w:t xml:space="preserve"/>
+            </w:r>
+            <w:r>
+              <w:rPr>
+                <w:rFonts w:ascii="Arial" w:cs="Arial" w:eastAsia="Arial" w:hAnsi="Arial"/>
+                <w:b w:val="false"/>
+                <w:bCs w:val="false"/>
+                <w:i w:val="false"/>
+                <w:iCs w:val="false"/>
+                <w:color w:val="000000"/>
+                <w:sz w:val="20"/>
+                <w:szCs w:val="20"/>
+              </w:rPr>
+              <w:t xml:space="preserve">    • Length — len(my_list)</w:t>
+            </w:r>
+            <w:r>
+              <w:rPr>
+                <w:rFonts w:ascii="Arial" w:cs="Arial" w:eastAsia="Arial" w:hAnsi="Arial"/>
+                <w:sz w:val="20"/>
+                <w:szCs w:val="20"/>
+              </w:rPr>
+              <w:br/>
+              <w:t xml:space="preserve"/>
+            </w:r>
+            <w:r>
+              <w:rPr>
+                <w:rFonts w:ascii="Arial" w:cs="Arial" w:eastAsia="Arial" w:hAnsi="Arial"/>
+                <w:b w:val="false"/>
+                <w:bCs w:val="false"/>
+                <w:i w:val="false"/>
+                <w:iCs w:val="false"/>
+                <w:color w:val="000000"/>
+                <w:sz w:val="20"/>
+                <w:szCs w:val="20"/>
+              </w:rPr>
+              <w:t xml:space="preserve">    • Modify — my_list.append(), my_list.pop(), my_list[0] = new_value</w:t>
+            </w:r>
+            <w:r>
+              <w:rPr>
+                <w:rFonts w:ascii="Arial" w:cs="Arial" w:eastAsia="Arial" w:hAnsi="Arial"/>
+                <w:sz w:val="20"/>
+                <w:szCs w:val="20"/>
+              </w:rPr>
+              <w:br/>
+              <w:t xml:space="preserve"/>
+            </w:r>
+            <w:r>
+              <w:rPr>
+                <w:rFonts w:ascii="Arial" w:cs="Arial" w:eastAsia="Arial" w:hAnsi="Arial"/>
+                <w:b w:val="false"/>
+                <w:bCs w:val="false"/>
+                <w:i w:val="false"/>
+                <w:iCs w:val="false"/>
+                <w:color w:val="000000"/>
+                <w:sz w:val="20"/>
+                <w:szCs w:val="20"/>
+              </w:rPr>
+              <w:t xml:space="preserve">    • Iterate — for item in my_list:</w:t>
+            </w:r>
+            <w:r>
+              <w:rPr>
+                <w:rFonts w:ascii="Arial" w:cs="Arial" w:eastAsia="Arial" w:hAnsi="Arial"/>
+                <w:sz w:val="20"/>
+                <w:szCs w:val="20"/>
+              </w:rPr>
+              <w:br/>
+              <w:t xml:space="preserve"/>
+            </w:r>
+            <w:r>
+              <w:rPr>
+                <w:rFonts w:ascii="Arial" w:cs="Arial" w:eastAsia="Arial" w:hAnsi="Arial"/>
+                <w:b w:val="false"/>
+                <w:bCs w:val="false"/>
+                <w:i w:val="false"/>
+                <w:iCs w:val="false"/>
+                <w:color w:val="000000"/>
+                <w:sz w:val="20"/>
+                <w:szCs w:val="20"/>
+              </w:rPr>
+              <w:t xml:space="preserve">    • Slice — my_list[1:3]</w:t>
+            </w:r>
+            <w:r>
+              <w:rPr>
+                <w:rFonts w:ascii="Arial" w:cs="Arial" w:eastAsia="Arial" w:hAnsi="Arial"/>
+                <w:sz w:val="20"/>
+                <w:szCs w:val="20"/>
+              </w:rPr>
+              <w:br/>
+              <w:t xml:space="preserve"/>
+            </w:r>
+            <w:r>
+              <w:rPr>
+                <w:rFonts w:ascii="Arial" w:cs="Arial" w:eastAsia="Arial" w:hAnsi="Arial"/>
+                <w:sz w:val="20"/>
+                <w:szCs w:val="20"/>
+              </w:rPr>
+              <w:br/>
+              <w:t xml:space="preserve"/>
+            </w:r>
+            <w:r>
+              <w:rPr>
+                <w:rFonts w:ascii="Arial" w:cs="Arial" w:eastAsia="Arial" w:hAnsi="Arial"/>
+                <w:b/>
+                <w:bCs/>
+                <w:i w:val="false"/>
+                <w:iCs w:val="false"/>
+                <w:color w:val="000000"/>
+                <w:sz w:val="20"/>
+                <w:szCs w:val="20"/>
+              </w:rPr>
+              <w:t xml:space="preserve">Vocabulary: </w:t>
+            </w:r>
+            <w:r>
+              <w:rPr>
+                <w:rFonts w:ascii="Arial" w:cs="Arial" w:eastAsia="Arial" w:hAnsi="Arial"/>
+                <w:b w:val="false"/>
+                <w:bCs w:val="false"/>
+                <w:i w:val="false"/>
+                <w:iCs w:val="false"/>
+                <w:color w:val="000000"/>
+                <w:sz w:val="20"/>
+                <w:szCs w:val="20"/>
+              </w:rPr>
+              <w:t xml:space="preserve">reference, Example, Access elements, Length, Modify, Iterate</w:t>
+            </w:r>
+            <w:r>
+              <w:rPr>
+                <w:rFonts w:ascii="Arial" w:cs="Arial" w:eastAsia="Arial" w:hAnsi="Arial"/>
+                <w:sz w:val="20"/>
+                <w:szCs w:val="20"/>
+              </w:rPr>
+              <w:br/>
+              <w:t xml:space="preserve"/>
+            </w:r>
+            <w:r>
+              <w:rPr>
+                <w:rFonts w:ascii="Arial" w:cs="Arial" w:eastAsia="Arial" w:hAnsi="Arial"/>
+                <w:sz w:val="20"/>
+                <w:szCs w:val="20"/>
+              </w:rPr>
+              <w:br/>
+              <w:t xml:space="preserve"/>
+            </w:r>
+            <w:r>
+              <w:rPr>
+                <w:rFonts w:ascii="Arial" w:cs="Arial" w:eastAsia="Arial" w:hAnsi="Arial"/>
+                <w:b/>
+                <w:bCs/>
+                <w:i/>
+                <w:iCs/>
+                <w:color w:val="555555"/>
+                <w:sz w:val="20"/>
+                <w:szCs w:val="20"/>
+              </w:rPr>
+              <w:t xml:space="preserve">→ Live Demo — </w:t>
+            </w:r>
+            <w:r>
+              <w:rPr>
+                <w:rFonts w:ascii="Arial" w:cs="Arial" w:eastAsia="Arial" w:hAnsi="Arial"/>
+                <w:b w:val="false"/>
+                <w:bCs w:val="false"/>
+                <w:i/>
+                <w:iCs/>
+                <w:color w:val="555555"/>
+                <w:sz w:val="20"/>
+                <w:szCs w:val="20"/>
+              </w:rPr>
+              <w:t xml:space="preserve">type examples as students follow along in their own editor.</w:t>
+            </w:r>
+            <w:r>
+              <w:rPr>
+                <w:rFonts w:ascii="Arial" w:cs="Arial" w:eastAsia="Arial" w:hAnsi="Arial"/>
+                <w:sz w:val="20"/>
+                <w:szCs w:val="20"/>
+              </w:rPr>
+              <w:br/>
+              <w:t xml:space="preserve"/>
+            </w:r>
+            <w:r>
+              <w:rPr>
+                <w:rFonts w:ascii="Arial" w:cs="Arial" w:eastAsia="Arial" w:hAnsi="Arial"/>
+                <w:b/>
+                <w:bCs/>
+                <w:i/>
+                <w:iCs/>
+                <w:color w:val="555555"/>
+                <w:sz w:val="20"/>
+                <w:szCs w:val="20"/>
+              </w:rPr>
+              <w:t xml:space="preserve">→ Check for Understanding: </w:t>
+            </w:r>
+            <w:r>
+              <w:rPr>
+                <w:rFonts w:ascii="Arial" w:cs="Arial" w:eastAsia="Arial" w:hAnsi="Arial"/>
+                <w:b w:val="false"/>
+                <w:bCs w:val="false"/>
+                <w:i/>
+                <w:iCs/>
+                <w:color w:val="555555"/>
+                <w:sz w:val="20"/>
+                <w:szCs w:val="20"/>
+              </w:rPr>
+              <w:t xml:space="preserve">pause and cold-call: “Can someone explain what we just did in their own words?”</w:t>
             </w:r>
           </w:p>
         </w:tc>
@@ -377,9 +955,9 @@
               <w:right w:val="single" w:color="CCCCCC" w:sz="1"/>
             </w:tcBorders>
             <w:tcMar>
-              <w:top w:type="dxa" w:w="60"/>
+              <w:top w:type="dxa" w:w="80"/>
               <w:left w:type="dxa" w:w="120"/>
-              <w:bottom w:type="dxa" w:w="60"/>
+              <w:bottom w:type="dxa" w:w="80"/>
               <w:right w:type="dxa" w:w="120"/>
             </w:tcMar>
           </w:tcPr>
@@ -406,20 +984,90 @@
               <w:right w:val="single" w:color="CCCCCC" w:sz="1"/>
             </w:tcBorders>
             <w:tcMar>
-              <w:top w:type="dxa" w:w="60"/>
+              <w:top w:type="dxa" w:w="80"/>
               <w:left w:type="dxa" w:w="120"/>
-              <w:bottom w:type="dxa" w:w="60"/>
+              <w:bottom w:type="dxa" w:w="80"/>
               <w:right w:type="dxa" w:w="120"/>
             </w:tcMar>
           </w:tcPr>
           <w:p>
-            <w:r>
-              <w:rPr>
-                <w:rFonts w:ascii="Arial" w:cs="Arial" w:eastAsia="Arial" w:hAnsi="Arial"/>
-                <w:sz w:val="20"/>
-                <w:szCs w:val="20"/>
+            <w:pPr>
+              <w:spacing w:after="80" w:before="80"/>
+            </w:pPr>
+            <w:r>
+              <w:rPr>
+                <w:rFonts w:ascii="Arial" w:cs="Arial" w:eastAsia="Arial" w:hAnsi="Arial"/>
+                <w:b/>
+                <w:bCs/>
+                <w:i w:val="false"/>
+                <w:iCs w:val="false"/>
+                <w:color w:val="000000"/>
+                <w:sz w:val="22"/>
+                <w:szCs w:val="22"/>
               </w:rPr>
               <w:t xml:space="preserve">Guided Practice</w:t>
+            </w:r>
+            <w:r>
+              <w:rPr>
+                <w:rFonts w:ascii="Arial" w:cs="Arial" w:eastAsia="Arial" w:hAnsi="Arial"/>
+                <w:sz w:val="20"/>
+                <w:szCs w:val="20"/>
+              </w:rPr>
+              <w:br/>
+              <w:t xml:space="preserve"/>
+            </w:r>
+            <w:r>
+              <w:rPr>
+                <w:rFonts w:ascii="Arial" w:cs="Arial" w:eastAsia="Arial" w:hAnsi="Arial"/>
+                <w:sz w:val="20"/>
+                <w:szCs w:val="20"/>
+              </w:rPr>
+              <w:br/>
+              <w:t xml:space="preserve"/>
+            </w:r>
+            <w:r>
+              <w:rPr>
+                <w:rFonts w:ascii="Arial" w:cs="Arial" w:eastAsia="Arial" w:hAnsi="Arial"/>
+                <w:b w:val="false"/>
+                <w:bCs w:val="false"/>
+                <w:i w:val="false"/>
+                <w:iCs w:val="false"/>
+                <w:color w:val="000000"/>
+                <w:sz w:val="20"/>
+                <w:szCs w:val="20"/>
+              </w:rPr>
+              <w:t xml:space="preserve">1. Write a function sum_list(numbers) that takes a list of numbers and returns their sum.</w:t>
+            </w:r>
+            <w:r>
+              <w:rPr>
+                <w:rFonts w:ascii="Arial" w:cs="Arial" w:eastAsia="Arial" w:hAnsi="Arial"/>
+                <w:sz w:val="20"/>
+                <w:szCs w:val="20"/>
+              </w:rPr>
+              <w:br/>
+              <w:t xml:space="preserve"/>
+            </w:r>
+            <w:r>
+              <w:rPr>
+                <w:rFonts w:ascii="Arial" w:cs="Arial" w:eastAsia="Arial" w:hAnsi="Arial"/>
+                <w:sz w:val="20"/>
+                <w:szCs w:val="20"/>
+              </w:rPr>
+              <w:br/>
+              <w:t xml:space="preserve"/>
+            </w:r>
+            <w:r>
+              <w:rPr>
+                <w:rFonts w:ascii="Arial" w:cs="Arial" w:eastAsia="Arial" w:hAnsi="Arial"/>
+                <w:b w:val="false"/>
+                <w:bCs w:val="false"/>
+                <w:i/>
+                <w:iCs/>
+                <w:color w:val="555555"/>
+                <w:sz w:val="20"/>
+                <w:szCs w:val="20"/>
+              </w:rPr>
+              <w:t xml:space="preserve">→ Teacher models — students try alongside, then compare results.</w:t>
             </w:r>
           </w:p>
         </w:tc>
@@ -435,9 +1083,9 @@
               <w:right w:val="single" w:color="CCCCCC" w:sz="1"/>
             </w:tcBorders>
             <w:tcMar>
-              <w:top w:type="dxa" w:w="60"/>
+              <w:top w:type="dxa" w:w="80"/>
               <w:left w:type="dxa" w:w="120"/>
-              <w:bottom w:type="dxa" w:w="60"/>
+              <w:bottom w:type="dxa" w:w="80"/>
               <w:right w:type="dxa" w:w="120"/>
             </w:tcMar>
           </w:tcPr>
@@ -450,7 +1098,7 @@
                 <w:sz w:val="20"/>
                 <w:szCs w:val="20"/>
               </w:rPr>
-              <w:t xml:space="preserve">15-20 min</w:t>
+              <w:t xml:space="preserve">15–20 min</w:t>
             </w:r>
           </w:p>
         </w:tc>
@@ -464,20 +1112,164 @@
               <w:right w:val="single" w:color="CCCCCC" w:sz="1"/>
             </w:tcBorders>
             <w:tcMar>
-              <w:top w:type="dxa" w:w="60"/>
+              <w:top w:type="dxa" w:w="80"/>
               <w:left w:type="dxa" w:w="120"/>
-              <w:bottom w:type="dxa" w:w="60"/>
+              <w:bottom w:type="dxa" w:w="80"/>
               <w:right w:type="dxa" w:w="120"/>
             </w:tcMar>
           </w:tcPr>
           <w:p>
-            <w:r>
-              <w:rPr>
-                <w:rFonts w:ascii="Arial" w:cs="Arial" w:eastAsia="Arial" w:hAnsi="Arial"/>
-                <w:sz w:val="20"/>
-                <w:szCs w:val="20"/>
+            <w:pPr>
+              <w:spacing w:after="80" w:before="80"/>
+            </w:pPr>
+            <w:r>
+              <w:rPr>
+                <w:rFonts w:ascii="Arial" w:cs="Arial" w:eastAsia="Arial" w:hAnsi="Arial"/>
+                <w:b/>
+                <w:bCs/>
+                <w:i w:val="false"/>
+                <w:iCs w:val="false"/>
+                <w:color w:val="000000"/>
+                <w:sz w:val="22"/>
+                <w:szCs w:val="22"/>
               </w:rPr>
               <w:t xml:space="preserve">Independent Practice / Code Along</w:t>
+            </w:r>
+            <w:r>
+              <w:rPr>
+                <w:rFonts w:ascii="Arial" w:cs="Arial" w:eastAsia="Arial" w:hAnsi="Arial"/>
+                <w:sz w:val="20"/>
+                <w:szCs w:val="20"/>
+              </w:rPr>
+              <w:br/>
+              <w:t xml:space="preserve"/>
+            </w:r>
+            <w:r>
+              <w:rPr>
+                <w:rFonts w:ascii="Arial" w:cs="Arial" w:eastAsia="Arial" w:hAnsi="Arial"/>
+                <w:b/>
+                <w:bCs/>
+                <w:i w:val="false"/>
+                <w:iCs w:val="false"/>
+                <w:color w:val="000000"/>
+                <w:sz w:val="20"/>
+                <w:szCs w:val="20"/>
+              </w:rPr>
+              <w:t xml:space="preserve">    Beginner: </w:t>
+            </w:r>
+            <w:r>
+              <w:rPr>
+                <w:rFonts w:ascii="Arial" w:cs="Arial" w:eastAsia="Arial" w:hAnsi="Arial"/>
+                <w:b w:val="false"/>
+                <w:bCs w:val="false"/>
+                <w:i w:val="false"/>
+                <w:iCs w:val="false"/>
+                <w:color w:val="000000"/>
+                <w:sz w:val="20"/>
+                <w:szCs w:val="20"/>
+              </w:rPr>
+              <w:t xml:space="preserve">Write a function count_items(items) that takes a list and returns the number of items in it. Test with lists of different sizes.</w:t>
+            </w:r>
+            <w:r>
+              <w:rPr>
+                <w:rFonts w:ascii="Arial" w:cs="Arial" w:eastAsia="Arial" w:hAnsi="Arial"/>
+                <w:sz w:val="20"/>
+                <w:szCs w:val="20"/>
+              </w:rPr>
+              <w:br/>
+              <w:t xml:space="preserve"/>
+            </w:r>
+            <w:r>
+              <w:rPr>
+                <w:rFonts w:ascii="Arial" w:cs="Arial" w:eastAsia="Arial" w:hAnsi="Arial"/>
+                <w:b/>
+                <w:bCs/>
+                <w:i w:val="false"/>
+                <w:iCs w:val="false"/>
+                <w:color w:val="000000"/>
+                <w:sz w:val="20"/>
+                <w:szCs w:val="20"/>
+              </w:rPr>
+              <w:t xml:space="preserve">    Intermediate: </w:t>
+            </w:r>
+            <w:r>
+              <w:rPr>
+                <w:rFonts w:ascii="Arial" w:cs="Arial" w:eastAsia="Arial" w:hAnsi="Arial"/>
+                <w:b w:val="false"/>
+                <w:bCs w:val="false"/>
+                <w:i w:val="false"/>
+                <w:iCs w:val="false"/>
+                <w:color w:val="000000"/>
+                <w:sz w:val="20"/>
+                <w:szCs w:val="20"/>
+              </w:rPr>
+              <w:t xml:space="preserve">Write a function get_first_and_last(items) that takes a list and returns a tuple (or list) of the first and last items. What should happen i…</w:t>
+            </w:r>
+            <w:r>
+              <w:rPr>
+                <w:rFonts w:ascii="Arial" w:cs="Arial" w:eastAsia="Arial" w:hAnsi="Arial"/>
+                <w:sz w:val="20"/>
+                <w:szCs w:val="20"/>
+              </w:rPr>
+              <w:br/>
+              <w:t xml:space="preserve"/>
+            </w:r>
+            <w:r>
+              <w:rPr>
+                <w:rFonts w:ascii="Arial" w:cs="Arial" w:eastAsia="Arial" w:hAnsi="Arial"/>
+                <w:b/>
+                <w:bCs/>
+                <w:i w:val="false"/>
+                <w:iCs w:val="false"/>
+                <w:color w:val="000000"/>
+                <w:sz w:val="20"/>
+                <w:szCs w:val="20"/>
+              </w:rPr>
+              <w:t xml:space="preserve">    Challenge: </w:t>
+            </w:r>
+            <w:r>
+              <w:rPr>
+                <w:rFonts w:ascii="Arial" w:cs="Arial" w:eastAsia="Arial" w:hAnsi="Arial"/>
+                <w:b w:val="false"/>
+                <w:bCs w:val="false"/>
+                <w:i w:val="false"/>
+                <w:iCs w:val="false"/>
+                <w:color w:val="000000"/>
+                <w:sz w:val="20"/>
+                <w:szCs w:val="20"/>
+              </w:rPr>
+              <w:t xml:space="preserve">Write a function get_valid_scores(scores) that takes a list of test scores and returns a new list containing only scores of 70 or higher. Do…</w:t>
+            </w:r>
+            <w:r>
+              <w:rPr>
+                <w:rFonts w:ascii="Arial" w:cs="Arial" w:eastAsia="Arial" w:hAnsi="Arial"/>
+                <w:sz w:val="20"/>
+                <w:szCs w:val="20"/>
+              </w:rPr>
+              <w:br/>
+              <w:t xml:space="preserve"/>
+            </w:r>
+            <w:r>
+              <w:rPr>
+                <w:rFonts w:ascii="Arial" w:cs="Arial" w:eastAsia="Arial" w:hAnsi="Arial"/>
+                <w:sz w:val="20"/>
+                <w:szCs w:val="20"/>
+              </w:rPr>
+              <w:br/>
+              <w:t xml:space="preserve"/>
+            </w:r>
+            <w:r>
+              <w:rPr>
+                <w:rFonts w:ascii="Arial" w:cs="Arial" w:eastAsia="Arial" w:hAnsi="Arial"/>
+                <w:b w:val="false"/>
+                <w:bCs w:val="false"/>
+                <w:i/>
+                <w:iCs/>
+                <w:color w:val="555555"/>
+                <w:sz w:val="20"/>
+                <w:szCs w:val="20"/>
+              </w:rPr>
+              <w:t xml:space="preserve">→ Teacher circulates — offer hints, check for understanding.</w:t>
             </w:r>
           </w:p>
         </w:tc>
@@ -493,9 +1285,9 @@
               <w:right w:val="single" w:color="CCCCCC" w:sz="1"/>
             </w:tcBorders>
             <w:tcMar>
-              <w:top w:type="dxa" w:w="60"/>
+              <w:top w:type="dxa" w:w="80"/>
               <w:left w:type="dxa" w:w="120"/>
-              <w:bottom w:type="dxa" w:w="60"/>
+              <w:bottom w:type="dxa" w:w="80"/>
               <w:right w:type="dxa" w:w="120"/>
             </w:tcMar>
           </w:tcPr>
@@ -522,20 +1314,90 @@
               <w:right w:val="single" w:color="CCCCCC" w:sz="1"/>
             </w:tcBorders>
             <w:tcMar>
-              <w:top w:type="dxa" w:w="60"/>
+              <w:top w:type="dxa" w:w="80"/>
               <w:left w:type="dxa" w:w="120"/>
-              <w:bottom w:type="dxa" w:w="60"/>
+              <w:bottom w:type="dxa" w:w="80"/>
               <w:right w:type="dxa" w:w="120"/>
             </w:tcMar>
           </w:tcPr>
           <w:p>
-            <w:r>
-              <w:rPr>
-                <w:rFonts w:ascii="Arial" w:cs="Arial" w:eastAsia="Arial" w:hAnsi="Arial"/>
-                <w:sz w:val="20"/>
-                <w:szCs w:val="20"/>
+            <w:pPr>
+              <w:spacing w:after="80" w:before="80"/>
+            </w:pPr>
+            <w:r>
+              <w:rPr>
+                <w:rFonts w:ascii="Arial" w:cs="Arial" w:eastAsia="Arial" w:hAnsi="Arial"/>
+                <w:b/>
+                <w:bCs/>
+                <w:i w:val="false"/>
+                <w:iCs w:val="false"/>
+                <w:color w:val="000000"/>
+                <w:sz w:val="22"/>
+                <w:szCs w:val="22"/>
               </w:rPr>
               <w:t xml:space="preserve">Exit Ticket / Wrap-Up</w:t>
+            </w:r>
+            <w:r>
+              <w:rPr>
+                <w:rFonts w:ascii="Arial" w:cs="Arial" w:eastAsia="Arial" w:hAnsi="Arial"/>
+                <w:sz w:val="20"/>
+                <w:szCs w:val="20"/>
+              </w:rPr>
+              <w:br/>
+              <w:t xml:space="preserve"/>
+            </w:r>
+            <w:r>
+              <w:rPr>
+                <w:rFonts w:ascii="Arial" w:cs="Arial" w:eastAsia="Arial" w:hAnsi="Arial"/>
+                <w:sz w:val="20"/>
+                <w:szCs w:val="20"/>
+              </w:rPr>
+              <w:br/>
+              <w:t xml:space="preserve"/>
+            </w:r>
+            <w:r>
+              <w:rPr>
+                <w:rFonts w:ascii="Arial" w:cs="Arial" w:eastAsia="Arial" w:hAnsi="Arial"/>
+                <w:b w:val="false"/>
+                <w:bCs w:val="false"/>
+                <w:i w:val="false"/>
+                <w:iCs w:val="false"/>
+                <w:color w:val="000000"/>
+                <w:sz w:val="20"/>
+                <w:szCs w:val="20"/>
+              </w:rPr>
+              <w:t xml:space="preserve">Quick Check: Write functions that accept lists as parameters and process list data?</w:t>
+            </w:r>
+            <w:r>
+              <w:rPr>
+                <w:rFonts w:ascii="Arial" w:cs="Arial" w:eastAsia="Arial" w:hAnsi="Arial"/>
+                <w:sz w:val="20"/>
+                <w:szCs w:val="20"/>
+              </w:rPr>
+              <w:br/>
+              <w:t xml:space="preserve"/>
+            </w:r>
+            <w:r>
+              <w:rPr>
+                <w:rFonts w:ascii="Arial" w:cs="Arial" w:eastAsia="Arial" w:hAnsi="Arial"/>
+                <w:sz w:val="20"/>
+                <w:szCs w:val="20"/>
+              </w:rPr>
+              <w:br/>
+              <w:t xml:space="preserve"/>
+            </w:r>
+            <w:r>
+              <w:rPr>
+                <w:rFonts w:ascii="Arial" w:cs="Arial" w:eastAsia="Arial" w:hAnsi="Arial"/>
+                <w:b w:val="false"/>
+                <w:bCs w:val="false"/>
+                <w:i/>
+                <w:iCs/>
+                <w:color w:val="555555"/>
+                <w:sz w:val="20"/>
+                <w:szCs w:val="20"/>
+              </w:rPr>
+              <w:t xml:space="preserve">→ 3–2–1: Name 3 things learned, 2 new vocab words, 1 question you still have.</w:t>
             </w:r>
           </w:p>
         </w:tc>
@@ -913,19 +1775,6 @@
                 <w:sz w:val="18"/>
                 <w:szCs w:val="18"/>
               </w:rPr>
-              <w:t xml:space="preserve"># Example 1: Function that processes a list</w:t>
-            </w:r>
-          </w:p>
-          <w:p>
-            <w:pPr>
-              <w:spacing w:after="20"/>
-            </w:pPr>
-            <w:r>
-              <w:rPr>
-                <w:rFonts w:ascii="Courier New" w:cs="Courier New" w:eastAsia="Courier New" w:hAnsi="Courier New"/>
-                <w:sz w:val="18"/>
-                <w:szCs w:val="18"/>
-              </w:rPr>
               <w:t xml:space="preserve">def print_list(items):</w:t>
             </w:r>
           </w:p>
@@ -1058,19 +1907,6 @@
                 <w:sz w:val="18"/>
                 <w:szCs w:val="18"/>
               </w:rPr>
-              <w:t xml:space="preserve"># Example 2: Function that modifies a list (passed by reference)</w:t>
-            </w:r>
-          </w:p>
-          <w:p>
-            <w:pPr>
-              <w:spacing w:after="20"/>
-            </w:pPr>
-            <w:r>
-              <w:rPr>
-                <w:rFonts w:ascii="Courier New" w:cs="Courier New" w:eastAsia="Courier New" w:hAnsi="Courier New"/>
-                <w:sz w:val="18"/>
-                <w:szCs w:val="18"/>
-              </w:rPr>
               <w:t xml:space="preserve">def add_to_list(items, new_item):</w:t>
             </w:r>
           </w:p>
@@ -1203,19 +2039,6 @@
                 <w:sz w:val="18"/>
                 <w:szCs w:val="18"/>
               </w:rPr>
-              <w:t xml:space="preserve"># Example 3: Function that finds something in a list</w:t>
-            </w:r>
-          </w:p>
-          <w:p>
-            <w:pPr>
-              <w:spacing w:after="20"/>
-            </w:pPr>
-            <w:r>
-              <w:rPr>
-                <w:rFonts w:ascii="Courier New" w:cs="Courier New" w:eastAsia="Courier New" w:hAnsi="Courier New"/>
-                <w:sz w:val="18"/>
-                <w:szCs w:val="18"/>
-              </w:rPr>
               <w:t xml:space="preserve">def find_longest(words):</w:t>
             </w:r>
           </w:p>
@@ -1400,19 +2223,6 @@
                 <w:sz w:val="18"/>
                 <w:szCs w:val="18"/>
               </w:rPr>
-              <w:t xml:space="preserve"># Starter code</w:t>
-            </w:r>
-          </w:p>
-          <w:p>
-            <w:pPr>
-              <w:spacing w:after="20"/>
-            </w:pPr>
-            <w:r>
-              <w:rPr>
-                <w:rFonts w:ascii="Courier New" w:cs="Courier New" w:eastAsia="Courier New" w:hAnsi="Courier New"/>
-                <w:sz w:val="18"/>
-                <w:szCs w:val="18"/>
-              </w:rPr>
               <w:t xml:space="preserve">def count_items(items):</w:t>
             </w:r>
           </w:p>
@@ -1440,32 +2250,6 @@
                 <w:szCs w:val="18"/>
               </w:rPr>
               <w:t xml:space="preserve">    return</w:t>
-            </w:r>
-          </w:p>
-          <w:p>
-            <w:pPr>
-              <w:spacing w:after="20"/>
-            </w:pPr>
-            <w:r>
-              <w:rPr>
-                <w:rFonts w:ascii="Courier New" w:cs="Courier New" w:eastAsia="Courier New" w:hAnsi="Courier New"/>
-                <w:sz w:val="18"/>
-                <w:szCs w:val="18"/>
-              </w:rPr>
-              <w:t xml:space="preserve"> </w:t>
-            </w:r>
-          </w:p>
-          <w:p>
-            <w:pPr>
-              <w:spacing w:after="20"/>
-            </w:pPr>
-            <w:r>
-              <w:rPr>
-                <w:rFonts w:ascii="Courier New" w:cs="Courier New" w:eastAsia="Courier New" w:hAnsi="Courier New"/>
-                <w:sz w:val="18"/>
-                <w:szCs w:val="18"/>
-              </w:rPr>
-              <w:t xml:space="preserve"># Test here</w:t>
             </w:r>
           </w:p>
         </w:tc>
@@ -1519,19 +2303,6 @@
                 <w:sz w:val="18"/>
                 <w:szCs w:val="18"/>
               </w:rPr>
-              <w:t xml:space="preserve"># Problem 1 Example</w:t>
-            </w:r>
-          </w:p>
-          <w:p>
-            <w:pPr>
-              <w:spacing w:after="20"/>
-            </w:pPr>
-            <w:r>
-              <w:rPr>
-                <w:rFonts w:ascii="Courier New" w:cs="Courier New" w:eastAsia="Courier New" w:hAnsi="Courier New"/>
-                <w:sz w:val="18"/>
-                <w:szCs w:val="18"/>
-              </w:rPr>
               <w:t xml:space="preserve">def count_items(items):</w:t>
             </w:r>
           </w:p>
@@ -1664,19 +2435,6 @@
                 <w:sz w:val="18"/>
                 <w:szCs w:val="18"/>
               </w:rPr>
-              <w:t xml:space="preserve"># Problem 2 Example</w:t>
-            </w:r>
-          </w:p>
-          <w:p>
-            <w:pPr>
-              <w:spacing w:after="20"/>
-            </w:pPr>
-            <w:r>
-              <w:rPr>
-                <w:rFonts w:ascii="Courier New" w:cs="Courier New" w:eastAsia="Courier New" w:hAnsi="Courier New"/>
-                <w:sz w:val="18"/>
-                <w:szCs w:val="18"/>
-              </w:rPr>
               <w:t xml:space="preserve">def get_first_and_last(items):</w:t>
             </w:r>
           </w:p>
@@ -1812,19 +2570,6 @@
               <w:right w:type="dxa" w:w="160"/>
             </w:tcMar>
           </w:tcPr>
-          <w:p>
-            <w:pPr>
-              <w:spacing w:after="20"/>
-            </w:pPr>
-            <w:r>
-              <w:rPr>
-                <w:rFonts w:ascii="Courier New" w:cs="Courier New" w:eastAsia="Courier New" w:hAnsi="Courier New"/>
-                <w:sz w:val="18"/>
-                <w:szCs w:val="18"/>
-              </w:rPr>
-              <w:t xml:space="preserve"># Problem 3 Example</w:t>
-            </w:r>
-          </w:p>
           <w:p>
             <w:pPr>
               <w:spacing w:after="20"/>

--- a/Coding 1 - year/Unit 5 - Functions and Modularity/Daily Lesson Plans/Word/Day 106.docx
+++ b/Coding 1 - year/Unit 5 - Functions and Modularity/Daily Lesson Plans/Word/Day 106.docx
@@ -380,7 +380,7 @@
                 <w:sz w:val="20"/>
                 <w:szCs w:val="20"/>
               </w:rPr>
-              <w:t xml:space="preserve">    What do you already know about how to write functions that accept lists as parameters and process list data?</w:t>
+              <w:t xml:space="preserve">    If you had to write functions that accept lists as parameters and process list data, what would be the very first line of code you'd write? Why?</w:t>
             </w:r>
             <w:r>
               <w:rPr>
@@ -477,7 +477,7 @@
                 <w:sz w:val="20"/>
                 <w:szCs w:val="20"/>
               </w:rPr>
-              <w:t xml:space="preserve">Today's Goal: By the end of class you will be able to write functions that accept lists as parameters and process list data.</w:t>
+              <w:t xml:space="preserve">Today’s Goal: By the end of class you will be able to write functions that accept lists as parameters and process list data.</w:t>
             </w:r>
             <w:r>
               <w:rPr>
@@ -1366,7 +1366,7 @@
                 <w:sz w:val="20"/>
                 <w:szCs w:val="20"/>
               </w:rPr>
-              <w:t xml:space="preserve">Quick Check: Write functions that accept lists as parameters and process list data?</w:t>
+              <w:t xml:space="preserve">Without looking at your notes, write pseudocode showing how to write functions that accept lists as parameters and process list data.</w:t>
             </w:r>
             <w:r>
               <w:rPr>
